--- a/templates/htxntrg_congty_hop_dong_dich_vu.docx
+++ b/templates/htxntrg_congty_hop_dong_dich_vu.docx
@@ -1180,6 +1180,76 @@
                 <w:bCs/>
               </w:rPr>
               <w:t>ĐẠI DIỆN BÊN B</w:t>
+            </w:r>
+          </w:p>
+          <w:p>
+            <w:pPr>
+              <w:jc w:val="center"/>
+              <w:rPr>
+                <w:b/>
+                <w:bCs/>
+              </w:rPr>
+            </w:pPr>
+          </w:p>
+          <w:p>
+            <w:pPr>
+              <w:jc w:val="center"/>
+              <w:rPr>
+                <w:b/>
+                <w:bCs/>
+              </w:rPr>
+            </w:pPr>
+          </w:p>
+          <w:p>
+            <w:pPr>
+              <w:jc w:val="center"/>
+              <w:rPr>
+                <w:b/>
+                <w:bCs/>
+              </w:rPr>
+            </w:pPr>
+          </w:p>
+          <w:p>
+            <w:pPr>
+              <w:jc w:val="center"/>
+              <w:rPr>
+                <w:b/>
+                <w:bCs/>
+              </w:rPr>
+            </w:pPr>
+          </w:p>
+          <w:p>
+            <w:pPr>
+              <w:jc w:val="center"/>
+              <w:rPr>
+                <w:b/>
+                <w:bCs/>
+              </w:rPr>
+            </w:pPr>
+          </w:p>
+          <w:p>
+            <w:pPr>
+              <w:jc w:val="center"/>
+              <w:rPr>
+                <w:b/>
+                <w:bCs/>
+              </w:rPr>
+            </w:pPr>
+          </w:p>
+          <w:p>
+            <w:pPr>
+              <w:jc w:val="center"/>
+              <w:rPr>
+                <w:b/>
+                <w:bCs/>
+              </w:rPr>
+            </w:pPr>
+            <w:r>
+              <w:rPr>
+                <w:b/>
+                <w:bCs/>
+              </w:rPr>
+              <w:t>{{tenKhachHang}}</w:t>
             </w:r>
           </w:p>
         </w:tc>

--- a/templates/htxntrg_congty_hop_dong_dich_vu.docx
+++ b/templates/htxntrg_congty_hop_dong_dich_vu.docx
@@ -1,6 +1,6 @@
 
 <file path=word/document.xml><?xml version="1.0" encoding="utf-8"?>
-<w:document xmlns:wpc="http://schemas.microsoft.com/office/word/2010/wordprocessingCanvas" xmlns:cx="http://schemas.microsoft.com/office/drawing/2014/chartex" xmlns:cx1="http://schemas.microsoft.com/office/drawing/2015/9/8/chartex" xmlns:cx2="http://schemas.microsoft.com/office/drawing/2015/10/21/chartex" xmlns:cx3="http://schemas.microsoft.com/office/drawing/2016/5/9/chartex" xmlns:cx4="http://schemas.microsoft.com/office/drawing/2016/5/10/chartex" xmlns:cx5="http://schemas.microsoft.com/office/drawing/2016/5/11/chartex" xmlns:cx6="http://schemas.microsoft.com/office/drawing/2016/5/12/chartex" xmlns:cx7="http://schemas.microsoft.com/office/drawing/2016/5/13/chartex" xmlns:cx8="http://schemas.microsoft.com/office/drawing/2016/5/14/chartex" xmlns:mc="http://schemas.openxmlformats.org/markup-compatibility/2006" xmlns:aink="http://schemas.microsoft.com/office/drawing/2016/ink" xmlns:am3d="http://schemas.microsoft.com/office/drawing/2017/model3d" xmlns:o="urn:schemas-microsoft-com:office:office" xmlns:oel="http://schemas.microsoft.com/office/2019/extlst" xmlns:r="http://schemas.openxmlformats.org/officeDocument/2006/relationships" xmlns:m="http://schemas.openxmlformats.org/officeDocument/2006/math" xmlns:v="urn:schemas-microsoft-com:vml" xmlns:wp14="http://schemas.microsoft.com/office/word/2010/wordprocessingDrawing" xmlns:wp="http://schemas.openxmlformats.org/drawingml/2006/wordprocessingDrawing" xmlns:w10="urn:schemas-microsoft-com:office:word" xmlns:w="http://schemas.openxmlformats.org/wordprocessingml/2006/main" xmlns:w14="http://schemas.microsoft.com/office/word/2010/wordml" xmlns:w15="http://schemas.microsoft.com/office/word/2012/wordml" xmlns:w16cex="http://schemas.microsoft.com/office/word/2018/wordml/cex" xmlns:w16cid="http://schemas.microsoft.com/office/word/2016/wordml/cid" xmlns:w16="http://schemas.microsoft.com/office/word/2018/wordml" xmlns:w16sdtdh="http://schemas.microsoft.com/office/word/2020/wordml/sdtdatahash" xmlns:w16se="http://schemas.microsoft.com/office/word/2015/wordml/symex" xmlns:wpg="http://schemas.microsoft.com/office/word/2010/wordprocessingGroup" xmlns:wpi="http://schemas.microsoft.com/office/word/2010/wordprocessingInk" xmlns:wne="http://schemas.microsoft.com/office/word/2006/wordml" xmlns:wps="http://schemas.microsoft.com/office/word/2010/wordprocessingShape" mc:Ignorable="w14 w15 w16se w16cid w16 w16cex w16sdtdh wp14">
+<w:document xmlns:wpc="http://schemas.microsoft.com/office/word/2010/wordprocessingCanvas" xmlns:cx="http://schemas.microsoft.com/office/drawing/2014/chartex" xmlns:cx1="http://schemas.microsoft.com/office/drawing/2015/9/8/chartex" xmlns:cx2="http://schemas.microsoft.com/office/drawing/2015/10/21/chartex" xmlns:cx3="http://schemas.microsoft.com/office/drawing/2016/5/9/chartex" xmlns:cx4="http://schemas.microsoft.com/office/drawing/2016/5/10/chartex" xmlns:cx5="http://schemas.microsoft.com/office/drawing/2016/5/11/chartex" xmlns:cx6="http://schemas.microsoft.com/office/drawing/2016/5/12/chartex" xmlns:cx7="http://schemas.microsoft.com/office/drawing/2016/5/13/chartex" xmlns:cx8="http://schemas.microsoft.com/office/drawing/2016/5/14/chartex" xmlns:mc="http://schemas.openxmlformats.org/markup-compatibility/2006" xmlns:aink="http://schemas.microsoft.com/office/drawing/2016/ink" xmlns:am3d="http://schemas.microsoft.com/office/drawing/2017/model3d" xmlns:o="urn:schemas-microsoft-com:office:office" xmlns:oel="http://schemas.microsoft.com/office/2019/extlst" xmlns:r="http://schemas.openxmlformats.org/officeDocument/2006/relationships" xmlns:m="http://schemas.openxmlformats.org/officeDocument/2006/math" xmlns:v="urn:schemas-microsoft-com:vml" xmlns:wp14="http://schemas.microsoft.com/office/word/2010/wordprocessingDrawing" xmlns:wp="http://schemas.openxmlformats.org/drawingml/2006/wordprocessingDrawing" xmlns:w10="urn:schemas-microsoft-com:office:word" xmlns:w="http://schemas.openxmlformats.org/wordprocessingml/2006/main" xmlns:w14="http://schemas.microsoft.com/office/word/2010/wordml" xmlns:w15="http://schemas.microsoft.com/office/word/2012/wordml" xmlns:w16cex="http://schemas.microsoft.com/office/word/2018/wordml/cex" xmlns:w16cid="http://schemas.microsoft.com/office/word/2016/wordml/cid" xmlns:w16="http://schemas.microsoft.com/office/word/2018/wordml" xmlns:w16du="http://schemas.microsoft.com/office/word/2023/wordml/word16du" xmlns:w16sdtdh="http://schemas.microsoft.com/office/word/2020/wordml/sdtdatahash" xmlns:w16sdtfl="http://schemas.microsoft.com/office/word/2024/wordml/sdtformatlock" xmlns:w16se="http://schemas.microsoft.com/office/word/2015/wordml/symex" xmlns:wpg="http://schemas.microsoft.com/office/word/2010/wordprocessingGroup" xmlns:wpi="http://schemas.microsoft.com/office/word/2010/wordprocessingInk" xmlns:wne="http://schemas.microsoft.com/office/word/2006/wordml" xmlns:wps="http://schemas.microsoft.com/office/word/2010/wordprocessingShape" mc:Ignorable="w14 w15 w16se w16cid w16 w16cex w16sdtdh w16sdtfl w16du wp14">
   <w:body>
     <w:tbl>
       <w:tblPr>
@@ -39,7 +39,7 @@
                 <w:b/>
                 <w:bCs/>
               </w:rPr>
-              <w:t>HỢP TÁC XÃ VẬN TẢI</w:t>
+              <w:t>{{tenDonViHTX}}</w:t>
             </w:r>
           </w:p>
           <w:p>
@@ -55,23 +55,14 @@
                 <w:b/>
                 <w:bCs/>
               </w:rPr>
-              <w:t>NAM THẮNG KIÊN GIANG</w:t>
+              <w:t>Số: {{maSoHopDong}}/HĐDVVT</w:t>
             </w:r>
-          </w:p>
-          <w:p>
-            <w:pPr>
-              <w:jc w:val="center"/>
-              <w:rPr>
-                <w:b/>
-                <w:bCs/>
-              </w:rPr>
-            </w:pPr>
             <w:r>
               <w:rPr>
                 <w:b/>
                 <w:bCs/>
               </w:rPr>
-              <w:t>Số: {{maSoHopDong}}/HĐDVVT-NTKG</w:t>
+              <w:t>-{{tenVietTatDonViHTX}}</w:t>
             </w:r>
           </w:p>
         </w:tc>
@@ -227,7 +218,10 @@
         <w:spacing w:line="240" w:lineRule="auto"/>
       </w:pPr>
       <w:r>
-        <w:t>Hôm nay, {{ngayKyHopDong_dd}} tháng {{ngayKyHopDong_MM}} năm {{ngayKyHopDong_yyyy}} tại văn phòng HỢP TÁC XÃ VẬN TẢI NAM THẮNG KIÊN GIANG</w:t>
+        <w:t xml:space="preserve">Hôm nay, {{ngayKyHopDong_dd}} tháng {{ngayKyHopDong_MM}} năm {{ngayKyHopDong_yyyy}} tại văn phòng </w:t>
+      </w:r>
+      <w:r>
+        <w:t>{{tenDonViHTX}}</w:t>
       </w:r>
     </w:p>
     <w:p>
@@ -251,59 +245,122 @@
           <w:b/>
           <w:bCs/>
         </w:rPr>
-        <w:t>Đại diện bên A : HỢP TÁC XÃ VẬN TẢI NAM THẮNG KIÊN GIANG</w:t>
-      </w:r>
-    </w:p>
-    <w:p>
-      <w:pPr>
-        <w:spacing w:line="240" w:lineRule="auto"/>
-      </w:pPr>
-      <w:r>
-        <w:t>Đại diện: Ông NGUYỄN TUẤN DŨNG</w:t>
+        <w:t xml:space="preserve">Đại diện bên A : </w:t>
+      </w:r>
+      <w:r>
+        <w:rPr>
+          <w:b/>
+          <w:bCs/>
+        </w:rPr>
+        <w:t>{{tenDonViHTX}}</w:t>
+      </w:r>
+    </w:p>
+    <w:p>
+      <w:pPr>
+        <w:spacing w:line="240" w:lineRule="auto"/>
+      </w:pPr>
+      <w:r>
+        <w:t xml:space="preserve">Đại diện: Ông </w:t>
+      </w:r>
+      <w:r>
+        <w:t>{{</w:t>
+      </w:r>
+      <w:r>
+        <w:t>nguoiDaiDienDonViHTX</w:t>
+      </w:r>
+      <w:r>
+        <w:t>}}</w:t>
       </w:r>
       <w:r>
         <w:tab/>
-        <w:t>Chức vụ: CHỦ TỊCH HĐQT Địa chỉ: Số 585, Quốc lộ 61, ấp Vĩnh Thành B, Xã Bình An, Tỉnh An Giang</w:t>
-      </w:r>
-    </w:p>
-    <w:p>
-      <w:pPr>
-        <w:spacing w:line="240" w:lineRule="auto"/>
-      </w:pPr>
-      <w:r>
-        <w:t>Điện thoại: 0976888504</w:t>
-      </w:r>
-    </w:p>
-    <w:p>
-      <w:pPr>
-        <w:spacing w:line="240" w:lineRule="auto"/>
-      </w:pPr>
-      <w:r>
-        <w:t>Giấy CNĐKKD Số: 1702215079</w:t>
+        <w:t xml:space="preserve">Chức vụ: </w:t>
+      </w:r>
+      <w:r>
+        <w:t>{{chucVuNguoiDaiDienDonViHTX}}</w:t>
+      </w:r>
+    </w:p>
+    <w:p>
+      <w:pPr>
+        <w:spacing w:line="240" w:lineRule="auto"/>
+      </w:pPr>
+      <w:r>
+        <w:t xml:space="preserve">Địa chỉ: </w:t>
+      </w:r>
+      <w:r>
+        <w:t>{{diaChiDonViHTX}}</w:t>
+      </w:r>
+    </w:p>
+    <w:p>
+      <w:pPr>
+        <w:spacing w:line="240" w:lineRule="auto"/>
+      </w:pPr>
+      <w:r>
+        <w:t xml:space="preserve">Điện thoại: </w:t>
+      </w:r>
+      <w:r>
+        <w:t>{{sdtDonViHTX}}</w:t>
+      </w:r>
+    </w:p>
+    <w:p>
+      <w:pPr>
+        <w:spacing w:line="240" w:lineRule="auto"/>
+      </w:pPr>
+      <w:r>
+        <w:t xml:space="preserve">Giấy CNĐKKD Số: </w:t>
+      </w:r>
+      <w:r>
+        <w:t>{{soGiayPhepKDDonViHTX}}</w:t>
       </w:r>
       <w:r>
         <w:tab/>
-        <w:t>Ngày cấp: 10/09/2024</w:t>
-      </w:r>
-    </w:p>
-    <w:p>
-      <w:pPr>
-        <w:spacing w:line="240" w:lineRule="auto"/>
-      </w:pPr>
-      <w:r>
-        <w:t>Nơi cấp: Phòng Tài Chính Kế Hoạch</w:t>
-      </w:r>
-    </w:p>
-    <w:p>
-      <w:pPr>
-        <w:spacing w:line="240" w:lineRule="auto"/>
-      </w:pPr>
-      <w:r>
-        <w:t>MST: 1702215079</w:t>
+        <w:t xml:space="preserve">Ngày cấp: </w:t>
+      </w:r>
+      <w:r>
+        <w:t>{{</w:t>
+      </w:r>
+      <w:r>
+        <w:t>ngayCapGiayPhepKDDonViHTX</w:t>
+      </w:r>
+      <w:r>
+        <w:t>}}</w:t>
+      </w:r>
+    </w:p>
+    <w:p>
+      <w:pPr>
+        <w:spacing w:line="240" w:lineRule="auto"/>
+      </w:pPr>
+      <w:r>
+        <w:t xml:space="preserve">Nơi cấp: </w:t>
+      </w:r>
+      <w:r>
+        <w:t>{{</w:t>
+      </w:r>
+      <w:r>
+        <w:t>noiCapGiayPhepKDDonViHTX</w:t>
+      </w:r>
+      <w:r>
+        <w:t>}}</w:t>
+      </w:r>
+    </w:p>
+    <w:p>
+      <w:pPr>
+        <w:spacing w:line="240" w:lineRule="auto"/>
+      </w:pPr>
+      <w:r>
+        <w:t xml:space="preserve">MST: </w:t>
+      </w:r>
+      <w:r>
+        <w:t>{{</w:t>
+      </w:r>
+      <w:r>
+        <w:t>soGiayPhepKDDonViHTX</w:t>
+      </w:r>
+      <w:r>
+        <w:t>}}</w:t>
       </w:r>
       <w:r>
         <w:tab/>
-        <w:t>Email: htxkiengiang20@gmail.com</w:t>
+        <w:t xml:space="preserve">Email: </w:t>
       </w:r>
     </w:p>
     <w:p>
@@ -457,6 +514,7 @@
         <w:spacing w:line="240" w:lineRule="auto"/>
       </w:pPr>
       <w:r>
+        <w:lastRenderedPageBreak/>
         <w:t>2.</w:t>
       </w:r>
       <w:r>
@@ -469,7 +527,6 @@
         <w:spacing w:line="240" w:lineRule="auto"/>
       </w:pPr>
       <w:r>
-        <w:lastRenderedPageBreak/>
         <w:t>3.</w:t>
       </w:r>
       <w:r>
@@ -750,6 +807,7 @@
           <w:b/>
           <w:bCs/>
         </w:rPr>
+        <w:lastRenderedPageBreak/>
         <w:t>2.</w:t>
       </w:r>
       <w:r>
@@ -766,7 +824,6 @@
         <w:spacing w:line="240" w:lineRule="auto"/>
       </w:pPr>
       <w:r>
-        <w:lastRenderedPageBreak/>
         <w:t>- Tuân thủ điều lệ, quy chế của Hợp tác xã, Nghị quyết Đại hội thành viên và quyết định của Hội đồng quản trị Hợp tác xã. Thực hiện đúng phương án kinh doanh, loại hình kinh doanh vận tải bằng ô tô của bên A đã đăng ký với Sở Xây dựng mà phương tiện của bên B được tham gia khai thác.</w:t>
       </w:r>
     </w:p>
@@ -1157,7 +1214,21 @@
                 <w:b/>
                 <w:bCs/>
               </w:rPr>
-              <w:t>NGUYỄN TUẤN DŨNG</w:t>
+              <w:t>{{</w:t>
+            </w:r>
+            <w:r>
+              <w:rPr>
+                <w:b/>
+                <w:bCs/>
+              </w:rPr>
+              <w:t>nguoiDaiDienDonViHTX</w:t>
+            </w:r>
+            <w:r>
+              <w:rPr>
+                <w:b/>
+                <w:bCs/>
+              </w:rPr>
+              <w:t>}}</w:t>
             </w:r>
           </w:p>
           <w:p/>
@@ -1329,7 +1400,7 @@
 </file>
 
 <file path=word/styles.xml><?xml version="1.0" encoding="utf-8"?>
-<w:styles xmlns:mc="http://schemas.openxmlformats.org/markup-compatibility/2006" xmlns:r="http://schemas.openxmlformats.org/officeDocument/2006/relationships" xmlns:w="http://schemas.openxmlformats.org/wordprocessingml/2006/main" xmlns:w14="http://schemas.microsoft.com/office/word/2010/wordml" xmlns:w15="http://schemas.microsoft.com/office/word/2012/wordml" xmlns:w16cex="http://schemas.microsoft.com/office/word/2018/wordml/cex" xmlns:w16cid="http://schemas.microsoft.com/office/word/2016/wordml/cid" xmlns:w16="http://schemas.microsoft.com/office/word/2018/wordml" xmlns:w16sdtdh="http://schemas.microsoft.com/office/word/2020/wordml/sdtdatahash" xmlns:w16se="http://schemas.microsoft.com/office/word/2015/wordml/symex" mc:Ignorable="w14 w15 w16se w16cid w16 w16cex w16sdtdh">
+<w:styles xmlns:mc="http://schemas.openxmlformats.org/markup-compatibility/2006" xmlns:r="http://schemas.openxmlformats.org/officeDocument/2006/relationships" xmlns:w="http://schemas.openxmlformats.org/wordprocessingml/2006/main" xmlns:w14="http://schemas.microsoft.com/office/word/2010/wordml" xmlns:w15="http://schemas.microsoft.com/office/word/2012/wordml" xmlns:w16cex="http://schemas.microsoft.com/office/word/2018/wordml/cex" xmlns:w16cid="http://schemas.microsoft.com/office/word/2016/wordml/cid" xmlns:w16="http://schemas.microsoft.com/office/word/2018/wordml" xmlns:w16du="http://schemas.microsoft.com/office/word/2023/wordml/word16du" xmlns:w16sdtdh="http://schemas.microsoft.com/office/word/2020/wordml/sdtdatahash" xmlns:w16sdtfl="http://schemas.microsoft.com/office/word/2024/wordml/sdtformatlock" xmlns:w16se="http://schemas.microsoft.com/office/word/2015/wordml/symex" mc:Ignorable="w14 w15 w16se w16cid w16 w16cex w16sdtdh w16sdtfl w16du">
   <w:docDefaults>
     <w:rPrDefault>
       <w:rPr>
